--- a/mps-nivel-c/oficial/04_registros/PROFARMA_Cadastro-de-Clientes/GQA-PROFARMA01-001_Registro-de-GQA.docx
+++ b/mps-nivel-c/oficial/04_registros/PROFARMA_Cadastro-de-Clientes/GQA-PROFARMA01-001_Registro-de-GQA.docx
@@ -34,7 +34,7 @@
           <w:color w:val="555555"/>
           <w:sz w:val="20"/>
         </w:rPr>
-        <w:t>Conforme   ·   Versão Data   ·   05/06/2026   ·   Timeware Brasil</w:t>
+        <w:t>GQA-PROFARMA01-001   ·   Versão 1.1   ·   11/06/2026   ·   Timeware Brasil</w:t>
       </w:r>
     </w:p>
     <w:p>
@@ -338,7 +338,7 @@
                 <w:i w:val="0"/>
                 <w:sz w:val="20"/>
               </w:rPr>
-              <w:t>1.0</w:t>
+              <w:t>1.1</w:t>
             </w:r>
           </w:p>
         </w:tc>
@@ -394,7 +394,7 @@
                 <w:i w:val="0"/>
                 <w:sz w:val="20"/>
               </w:rPr>
-              <w:t>05/06/2026</w:t>
+              <w:t>11/06/2026</w:t>
             </w:r>
           </w:p>
         </w:tc>
@@ -3280,6 +3280,298 @@
           </w:p>
         </w:tc>
       </w:tr>
+      <w:tr>
+        <w:trPr>
+          <w:cantSplit w:val="1"/>
+        </w:trPr>
+        <w:tc>
+          <w:tcPr>
+            <w:tcW w:type="dxa" w:w="2967"/>
+            <w:tcMar>
+              <w:top w:w="60" w:type="dxa"/>
+              <w:bottom w:w="60" w:type="dxa"/>
+              <w:left w:w="100" w:type="dxa"/>
+              <w:right w:w="100" w:type="dxa"/>
+            </w:tcMar>
+            <w:shd w:val="clear" w:color="auto" w:fill="EBF5FB"/>
+          </w:tcPr>
+          <w:p>
+            <w:pPr>
+              <w:spacing w:before="40" w:after="40"/>
+            </w:pPr>
+            <w:r>
+              <w:rPr>
+                <w:rFonts w:ascii="Calibri" w:hAnsi="Calibri"/>
+                <w:b/>
+                <w:i w:val="0"/>
+                <w:sz w:val="20"/>
+              </w:rPr>
+              <w:t>GCO-1</w:t>
+            </w:r>
+            <w:r>
+              <w:rPr>
+                <w:rFonts w:ascii="Calibri" w:hAnsi="Calibri"/>
+                <w:b w:val="0"/>
+                <w:i w:val="0"/>
+                <w:sz w:val="20"/>
+              </w:rPr>
+              <w:t xml:space="preserve"> — ICs identificados e controlados com convenção de versão adotada</w:t>
+            </w:r>
+          </w:p>
+        </w:tc>
+        <w:tc>
+          <w:tcPr>
+            <w:tcW w:type="dxa" w:w="2967"/>
+            <w:tcMar>
+              <w:top w:w="60" w:type="dxa"/>
+              <w:bottom w:w="60" w:type="dxa"/>
+              <w:left w:w="100" w:type="dxa"/>
+              <w:right w:w="100" w:type="dxa"/>
+            </w:tcMar>
+            <w:shd w:val="clear" w:color="auto" w:fill="EBF5FB"/>
+          </w:tcPr>
+          <w:p>
+            <w:pPr>
+              <w:spacing w:before="40" w:after="40"/>
+            </w:pPr>
+            <w:r>
+              <w:rPr>
+                <w:rFonts w:ascii="Calibri" w:hAnsi="Calibri"/>
+                <w:b w:val="0"/>
+                <w:i w:val="0"/>
+                <w:sz w:val="20"/>
+              </w:rPr>
+              <w:t>Conforme</w:t>
+            </w:r>
+          </w:p>
+        </w:tc>
+        <w:tc>
+          <w:tcPr>
+            <w:tcW w:type="dxa" w:w="2967"/>
+            <w:tcMar>
+              <w:top w:w="60" w:type="dxa"/>
+              <w:bottom w:w="60" w:type="dxa"/>
+              <w:left w:w="100" w:type="dxa"/>
+              <w:right w:w="100" w:type="dxa"/>
+            </w:tcMar>
+            <w:shd w:val="clear" w:color="auto" w:fill="EBF5FB"/>
+          </w:tcPr>
+          <w:p>
+            <w:pPr>
+              <w:spacing w:before="40" w:after="40"/>
+            </w:pPr>
+            <w:r>
+              <w:rPr>
+                <w:rFonts w:ascii="Calibri" w:hAnsi="Calibri"/>
+                <w:b w:val="0"/>
+                <w:i w:val="0"/>
+                <w:sz w:val="20"/>
+              </w:rPr>
+              <w:t>Azure DevOps com Git Flow; tags YY.MM.N.PATCH documentadas em GCO-PROFARMA01-001</w:t>
+            </w:r>
+          </w:p>
+        </w:tc>
+      </w:tr>
+      <w:tr>
+        <w:trPr>
+          <w:cantSplit w:val="1"/>
+        </w:trPr>
+        <w:tc>
+          <w:tcPr>
+            <w:tcW w:type="dxa" w:w="2967"/>
+            <w:tcMar>
+              <w:top w:w="60" w:type="dxa"/>
+              <w:bottom w:w="60" w:type="dxa"/>
+              <w:left w:w="100" w:type="dxa"/>
+              <w:right w:w="100" w:type="dxa"/>
+            </w:tcMar>
+          </w:tcPr>
+          <w:p>
+            <w:pPr>
+              <w:spacing w:before="40" w:after="40"/>
+            </w:pPr>
+            <w:r>
+              <w:rPr>
+                <w:rFonts w:ascii="Calibri" w:hAnsi="Calibri"/>
+                <w:b/>
+                <w:i w:val="0"/>
+                <w:sz w:val="20"/>
+              </w:rPr>
+              <w:t>GCO-2</w:t>
+            </w:r>
+            <w:r>
+              <w:rPr>
+                <w:rFonts w:ascii="Calibri" w:hAnsi="Calibri"/>
+                <w:b w:val="0"/>
+                <w:i w:val="0"/>
+                <w:sz w:val="20"/>
+              </w:rPr>
+              <w:t xml:space="preserve"> — Baseline de homologação estabelecida</w:t>
+            </w:r>
+          </w:p>
+        </w:tc>
+        <w:tc>
+          <w:tcPr>
+            <w:tcW w:type="dxa" w:w="2967"/>
+            <w:tcMar>
+              <w:top w:w="60" w:type="dxa"/>
+              <w:bottom w:w="60" w:type="dxa"/>
+              <w:left w:w="100" w:type="dxa"/>
+              <w:right w:w="100" w:type="dxa"/>
+            </w:tcMar>
+          </w:tcPr>
+          <w:p>
+            <w:pPr>
+              <w:spacing w:before="40" w:after="40"/>
+            </w:pPr>
+            <w:r>
+              <w:rPr>
+                <w:rFonts w:ascii="Calibri" w:hAnsi="Calibri"/>
+                <w:b w:val="0"/>
+                <w:i w:val="0"/>
+                <w:sz w:val="20"/>
+              </w:rPr>
+              <w:t>Conforme</w:t>
+            </w:r>
+          </w:p>
+        </w:tc>
+        <w:tc>
+          <w:tcPr>
+            <w:tcW w:type="dxa" w:w="2967"/>
+            <w:tcMar>
+              <w:top w:w="60" w:type="dxa"/>
+              <w:bottom w:w="60" w:type="dxa"/>
+              <w:left w:w="100" w:type="dxa"/>
+              <w:right w:w="100" w:type="dxa"/>
+            </w:tcMar>
+          </w:tcPr>
+          <w:p>
+            <w:pPr>
+              <w:spacing w:before="40" w:after="40"/>
+            </w:pPr>
+            <w:r>
+              <w:rPr>
+                <w:rFonts w:ascii="Calibri" w:hAnsi="Calibri"/>
+                <w:b w:val="0"/>
+                <w:i w:val="0"/>
+                <w:sz w:val="20"/>
+              </w:rPr>
+              <w:t xml:space="preserve">Tag </w:t>
+            </w:r>
+            <w:r>
+              <w:rPr>
+                <w:rFonts w:ascii="Courier New" w:hAnsi="Courier New"/>
+                <w:b w:val="0"/>
+                <w:i w:val="0"/>
+                <w:color w:val="333333"/>
+                <w:sz w:val="20"/>
+              </w:rPr>
+              <w:t>25.10.0.1</w:t>
+            </w:r>
+            <w:r>
+              <w:rPr>
+                <w:rFonts w:ascii="Calibri" w:hAnsi="Calibri"/>
+                <w:b w:val="0"/>
+                <w:i w:val="0"/>
+                <w:sz w:val="20"/>
+              </w:rPr>
+              <w:t xml:space="preserve"> criada no branch release antes do início da homologação</w:t>
+            </w:r>
+          </w:p>
+        </w:tc>
+      </w:tr>
+      <w:tr>
+        <w:trPr>
+          <w:cantSplit w:val="1"/>
+        </w:trPr>
+        <w:tc>
+          <w:tcPr>
+            <w:tcW w:type="dxa" w:w="2967"/>
+            <w:tcMar>
+              <w:top w:w="60" w:type="dxa"/>
+              <w:bottom w:w="60" w:type="dxa"/>
+              <w:left w:w="100" w:type="dxa"/>
+              <w:right w:w="100" w:type="dxa"/>
+            </w:tcMar>
+            <w:shd w:val="clear" w:color="auto" w:fill="EBF5FB"/>
+          </w:tcPr>
+          <w:p>
+            <w:pPr>
+              <w:spacing w:before="40" w:after="40"/>
+            </w:pPr>
+            <w:r>
+              <w:rPr>
+                <w:rFonts w:ascii="Calibri" w:hAnsi="Calibri"/>
+                <w:b/>
+                <w:i w:val="0"/>
+                <w:sz w:val="20"/>
+              </w:rPr>
+              <w:t>GCO-3</w:t>
+            </w:r>
+            <w:r>
+              <w:rPr>
+                <w:rFonts w:ascii="Calibri" w:hAnsi="Calibri"/>
+                <w:b w:val="0"/>
+                <w:i w:val="0"/>
+                <w:sz w:val="20"/>
+              </w:rPr>
+              <w:t xml:space="preserve"> — Auditoria de configuração: ICs íntegros e consistentes com documentos</w:t>
+            </w:r>
+          </w:p>
+        </w:tc>
+        <w:tc>
+          <w:tcPr>
+            <w:tcW w:type="dxa" w:w="2967"/>
+            <w:tcMar>
+              <w:top w:w="60" w:type="dxa"/>
+              <w:bottom w:w="60" w:type="dxa"/>
+              <w:left w:w="100" w:type="dxa"/>
+              <w:right w:w="100" w:type="dxa"/>
+            </w:tcMar>
+            <w:shd w:val="clear" w:color="auto" w:fill="EBF5FB"/>
+          </w:tcPr>
+          <w:p>
+            <w:pPr>
+              <w:spacing w:before="40" w:after="40"/>
+            </w:pPr>
+            <w:r>
+              <w:rPr>
+                <w:rFonts w:ascii="Calibri" w:hAnsi="Calibri"/>
+                <w:b w:val="0"/>
+                <w:i w:val="0"/>
+                <w:sz w:val="20"/>
+              </w:rPr>
+              <w:t>Conforme</w:t>
+            </w:r>
+          </w:p>
+        </w:tc>
+        <w:tc>
+          <w:tcPr>
+            <w:tcW w:type="dxa" w:w="2967"/>
+            <w:tcMar>
+              <w:top w:w="60" w:type="dxa"/>
+              <w:bottom w:w="60" w:type="dxa"/>
+              <w:left w:w="100" w:type="dxa"/>
+              <w:right w:w="100" w:type="dxa"/>
+            </w:tcMar>
+            <w:shd w:val="clear" w:color="auto" w:fill="EBF5FB"/>
+          </w:tcPr>
+          <w:p>
+            <w:pPr>
+              <w:spacing w:before="40" w:after="40"/>
+            </w:pPr>
+            <w:r>
+              <w:rPr>
+                <w:rFonts w:ascii="Calibri" w:hAnsi="Calibri"/>
+                <w:b w:val="0"/>
+                <w:i w:val="0"/>
+                <w:sz w:val="20"/>
+              </w:rPr>
+              <w:t>GCO-PROFARMA01-001 §4 — ICs verificados; nenhuma inconsistência identificada</w:t>
+            </w:r>
+          </w:p>
+        </w:tc>
+      </w:tr>
     </w:tbl>
     <w:p>
       <w:pPr>
@@ -4535,6 +4827,298 @@
           </w:p>
         </w:tc>
       </w:tr>
+      <w:tr>
+        <w:trPr>
+          <w:cantSplit w:val="1"/>
+        </w:trPr>
+        <w:tc>
+          <w:tcPr>
+            <w:tcW w:type="dxa" w:w="2967"/>
+            <w:tcMar>
+              <w:top w:w="60" w:type="dxa"/>
+              <w:bottom w:w="60" w:type="dxa"/>
+              <w:left w:w="100" w:type="dxa"/>
+              <w:right w:w="100" w:type="dxa"/>
+            </w:tcMar>
+            <w:shd w:val="clear" w:color="auto" w:fill="EBF5FB"/>
+          </w:tcPr>
+          <w:p>
+            <w:pPr>
+              <w:spacing w:before="40" w:after="40"/>
+            </w:pPr>
+            <w:r>
+              <w:rPr>
+                <w:rFonts w:ascii="Calibri" w:hAnsi="Calibri"/>
+                <w:b/>
+                <w:i w:val="0"/>
+                <w:sz w:val="20"/>
+              </w:rPr>
+              <w:t>GCO-1</w:t>
+            </w:r>
+            <w:r>
+              <w:rPr>
+                <w:rFonts w:ascii="Calibri" w:hAnsi="Calibri"/>
+                <w:b w:val="0"/>
+                <w:i w:val="0"/>
+                <w:sz w:val="20"/>
+              </w:rPr>
+              <w:t xml:space="preserve"> — ICs identificados e controlados em repositório</w:t>
+            </w:r>
+          </w:p>
+        </w:tc>
+        <w:tc>
+          <w:tcPr>
+            <w:tcW w:type="dxa" w:w="2967"/>
+            <w:tcMar>
+              <w:top w:w="60" w:type="dxa"/>
+              <w:bottom w:w="60" w:type="dxa"/>
+              <w:left w:w="100" w:type="dxa"/>
+              <w:right w:w="100" w:type="dxa"/>
+            </w:tcMar>
+            <w:shd w:val="clear" w:color="auto" w:fill="EBF5FB"/>
+          </w:tcPr>
+          <w:p>
+            <w:pPr>
+              <w:spacing w:before="40" w:after="40"/>
+            </w:pPr>
+            <w:r>
+              <w:rPr>
+                <w:rFonts w:ascii="Calibri" w:hAnsi="Calibri"/>
+                <w:b w:val="0"/>
+                <w:i w:val="0"/>
+                <w:sz w:val="20"/>
+              </w:rPr>
+              <w:t>Conforme</w:t>
+            </w:r>
+          </w:p>
+        </w:tc>
+        <w:tc>
+          <w:tcPr>
+            <w:tcW w:type="dxa" w:w="2967"/>
+            <w:tcMar>
+              <w:top w:w="60" w:type="dxa"/>
+              <w:bottom w:w="60" w:type="dxa"/>
+              <w:left w:w="100" w:type="dxa"/>
+              <w:right w:w="100" w:type="dxa"/>
+            </w:tcMar>
+            <w:shd w:val="clear" w:color="auto" w:fill="EBF5FB"/>
+          </w:tcPr>
+          <w:p>
+            <w:pPr>
+              <w:spacing w:before="40" w:after="40"/>
+            </w:pPr>
+            <w:r>
+              <w:rPr>
+                <w:rFonts w:ascii="Calibri" w:hAnsi="Calibri"/>
+                <w:b w:val="0"/>
+                <w:i w:val="0"/>
+                <w:sz w:val="20"/>
+              </w:rPr>
+              <w:t>Azure DevOps com branches e tags controlados; documentados em GCO-PROFARMA01-001</w:t>
+            </w:r>
+          </w:p>
+        </w:tc>
+      </w:tr>
+      <w:tr>
+        <w:trPr>
+          <w:cantSplit w:val="1"/>
+        </w:trPr>
+        <w:tc>
+          <w:tcPr>
+            <w:tcW w:type="dxa" w:w="2967"/>
+            <w:tcMar>
+              <w:top w:w="60" w:type="dxa"/>
+              <w:bottom w:w="60" w:type="dxa"/>
+              <w:left w:w="100" w:type="dxa"/>
+              <w:right w:w="100" w:type="dxa"/>
+            </w:tcMar>
+          </w:tcPr>
+          <w:p>
+            <w:pPr>
+              <w:spacing w:before="40" w:after="40"/>
+            </w:pPr>
+            <w:r>
+              <w:rPr>
+                <w:rFonts w:ascii="Calibri" w:hAnsi="Calibri"/>
+                <w:b/>
+                <w:i w:val="0"/>
+                <w:sz w:val="20"/>
+              </w:rPr>
+              <w:t>GCO-2</w:t>
+            </w:r>
+            <w:r>
+              <w:rPr>
+                <w:rFonts w:ascii="Calibri" w:hAnsi="Calibri"/>
+                <w:b w:val="0"/>
+                <w:i w:val="0"/>
+                <w:sz w:val="20"/>
+              </w:rPr>
+              <w:t xml:space="preserve"> — Baseline final (produção) estabelecida</w:t>
+            </w:r>
+          </w:p>
+        </w:tc>
+        <w:tc>
+          <w:tcPr>
+            <w:tcW w:type="dxa" w:w="2967"/>
+            <w:tcMar>
+              <w:top w:w="60" w:type="dxa"/>
+              <w:bottom w:w="60" w:type="dxa"/>
+              <w:left w:w="100" w:type="dxa"/>
+              <w:right w:w="100" w:type="dxa"/>
+            </w:tcMar>
+          </w:tcPr>
+          <w:p>
+            <w:pPr>
+              <w:spacing w:before="40" w:after="40"/>
+            </w:pPr>
+            <w:r>
+              <w:rPr>
+                <w:rFonts w:ascii="Calibri" w:hAnsi="Calibri"/>
+                <w:b w:val="0"/>
+                <w:i w:val="0"/>
+                <w:sz w:val="20"/>
+              </w:rPr>
+              <w:t>Conforme</w:t>
+            </w:r>
+          </w:p>
+        </w:tc>
+        <w:tc>
+          <w:tcPr>
+            <w:tcW w:type="dxa" w:w="2967"/>
+            <w:tcMar>
+              <w:top w:w="60" w:type="dxa"/>
+              <w:bottom w:w="60" w:type="dxa"/>
+              <w:left w:w="100" w:type="dxa"/>
+              <w:right w:w="100" w:type="dxa"/>
+            </w:tcMar>
+          </w:tcPr>
+          <w:p>
+            <w:pPr>
+              <w:spacing w:before="40" w:after="40"/>
+            </w:pPr>
+            <w:r>
+              <w:rPr>
+                <w:rFonts w:ascii="Calibri" w:hAnsi="Calibri"/>
+                <w:b w:val="0"/>
+                <w:i w:val="0"/>
+                <w:sz w:val="20"/>
+              </w:rPr>
+              <w:t xml:space="preserve">Tag </w:t>
+            </w:r>
+            <w:r>
+              <w:rPr>
+                <w:rFonts w:ascii="Courier New" w:hAnsi="Courier New"/>
+                <w:b w:val="0"/>
+                <w:i w:val="0"/>
+                <w:color w:val="333333"/>
+                <w:sz w:val="20"/>
+              </w:rPr>
+              <w:t>26.1.1.1</w:t>
+            </w:r>
+            <w:r>
+              <w:rPr>
+                <w:rFonts w:ascii="Calibri" w:hAnsi="Calibri"/>
+                <w:b w:val="0"/>
+                <w:i w:val="0"/>
+                <w:sz w:val="20"/>
+              </w:rPr>
+              <w:t xml:space="preserve"> vinculada à GMUD 2624117 executada em 21/01/2026</w:t>
+            </w:r>
+          </w:p>
+        </w:tc>
+      </w:tr>
+      <w:tr>
+        <w:trPr>
+          <w:cantSplit w:val="1"/>
+        </w:trPr>
+        <w:tc>
+          <w:tcPr>
+            <w:tcW w:type="dxa" w:w="2967"/>
+            <w:tcMar>
+              <w:top w:w="60" w:type="dxa"/>
+              <w:bottom w:w="60" w:type="dxa"/>
+              <w:left w:w="100" w:type="dxa"/>
+              <w:right w:w="100" w:type="dxa"/>
+            </w:tcMar>
+            <w:shd w:val="clear" w:color="auto" w:fill="EBF5FB"/>
+          </w:tcPr>
+          <w:p>
+            <w:pPr>
+              <w:spacing w:before="40" w:after="40"/>
+            </w:pPr>
+            <w:r>
+              <w:rPr>
+                <w:rFonts w:ascii="Calibri" w:hAnsi="Calibri"/>
+                <w:b/>
+                <w:i w:val="0"/>
+                <w:sz w:val="20"/>
+              </w:rPr>
+              <w:t>GCO-3</w:t>
+            </w:r>
+            <w:r>
+              <w:rPr>
+                <w:rFonts w:ascii="Calibri" w:hAnsi="Calibri"/>
+                <w:b w:val="0"/>
+                <w:i w:val="0"/>
+                <w:sz w:val="20"/>
+              </w:rPr>
+              <w:t xml:space="preserve"> — Auditoria de configuração realizada</w:t>
+            </w:r>
+          </w:p>
+        </w:tc>
+        <w:tc>
+          <w:tcPr>
+            <w:tcW w:type="dxa" w:w="2967"/>
+            <w:tcMar>
+              <w:top w:w="60" w:type="dxa"/>
+              <w:bottom w:w="60" w:type="dxa"/>
+              <w:left w:w="100" w:type="dxa"/>
+              <w:right w:w="100" w:type="dxa"/>
+            </w:tcMar>
+            <w:shd w:val="clear" w:color="auto" w:fill="EBF5FB"/>
+          </w:tcPr>
+          <w:p>
+            <w:pPr>
+              <w:spacing w:before="40" w:after="40"/>
+            </w:pPr>
+            <w:r>
+              <w:rPr>
+                <w:rFonts w:ascii="Calibri" w:hAnsi="Calibri"/>
+                <w:b w:val="0"/>
+                <w:i w:val="0"/>
+                <w:sz w:val="20"/>
+              </w:rPr>
+              <w:t>Conforme</w:t>
+            </w:r>
+          </w:p>
+        </w:tc>
+        <w:tc>
+          <w:tcPr>
+            <w:tcW w:type="dxa" w:w="2967"/>
+            <w:tcMar>
+              <w:top w:w="60" w:type="dxa"/>
+              <w:bottom w:w="60" w:type="dxa"/>
+              <w:left w:w="100" w:type="dxa"/>
+              <w:right w:w="100" w:type="dxa"/>
+            </w:tcMar>
+            <w:shd w:val="clear" w:color="auto" w:fill="EBF5FB"/>
+          </w:tcPr>
+          <w:p>
+            <w:pPr>
+              <w:spacing w:before="40" w:after="40"/>
+            </w:pPr>
+            <w:r>
+              <w:rPr>
+                <w:rFonts w:ascii="Calibri" w:hAnsi="Calibri"/>
+                <w:b w:val="0"/>
+                <w:i w:val="0"/>
+                <w:sz w:val="20"/>
+              </w:rPr>
+              <w:t>GCO-PROFARMA01-001 §4 — ICs auditados no encerramento; todos íntegros e rastreáveis</w:t>
+            </w:r>
+          </w:p>
+        </w:tc>
+      </w:tr>
     </w:tbl>
     <w:p>
       <w:pPr>
@@ -5328,6 +5912,112 @@
           </w:p>
         </w:tc>
       </w:tr>
+      <w:tr>
+        <w:trPr>
+          <w:cantSplit w:val="1"/>
+        </w:trPr>
+        <w:tc>
+          <w:tcPr>
+            <w:tcW w:type="dxa" w:w="2225"/>
+            <w:tcMar>
+              <w:top w:w="60" w:type="dxa"/>
+              <w:bottom w:w="60" w:type="dxa"/>
+              <w:left w:w="100" w:type="dxa"/>
+              <w:right w:w="100" w:type="dxa"/>
+            </w:tcMar>
+            <w:shd w:val="clear" w:color="auto" w:fill="F0F4F8"/>
+          </w:tcPr>
+          <w:p>
+            <w:pPr>
+              <w:spacing w:before="40" w:after="40"/>
+            </w:pPr>
+            <w:r>
+              <w:rPr>
+                <w:rFonts w:ascii="Calibri" w:hAnsi="Calibri"/>
+                <w:b/>
+                <w:i w:val="0"/>
+                <w:sz w:val="20"/>
+              </w:rPr>
+              <w:t>1.1</w:t>
+            </w:r>
+          </w:p>
+        </w:tc>
+        <w:tc>
+          <w:tcPr>
+            <w:tcW w:type="dxa" w:w="2225"/>
+            <w:tcMar>
+              <w:top w:w="60" w:type="dxa"/>
+              <w:bottom w:w="60" w:type="dxa"/>
+              <w:left w:w="100" w:type="dxa"/>
+              <w:right w:w="100" w:type="dxa"/>
+            </w:tcMar>
+          </w:tcPr>
+          <w:p>
+            <w:pPr>
+              <w:spacing w:before="40" w:after="40"/>
+            </w:pPr>
+            <w:r>
+              <w:rPr>
+                <w:rFonts w:ascii="Calibri" w:hAnsi="Calibri"/>
+                <w:b w:val="0"/>
+                <w:i w:val="0"/>
+                <w:sz w:val="20"/>
+              </w:rPr>
+              <w:t>11/06/2026</w:t>
+            </w:r>
+          </w:p>
+        </w:tc>
+        <w:tc>
+          <w:tcPr>
+            <w:tcW w:type="dxa" w:w="2225"/>
+            <w:tcMar>
+              <w:top w:w="60" w:type="dxa"/>
+              <w:bottom w:w="60" w:type="dxa"/>
+              <w:left w:w="100" w:type="dxa"/>
+              <w:right w:w="100" w:type="dxa"/>
+            </w:tcMar>
+          </w:tcPr>
+          <w:p>
+            <w:pPr>
+              <w:spacing w:before="40" w:after="40"/>
+            </w:pPr>
+            <w:r>
+              <w:rPr>
+                <w:rFonts w:ascii="Calibri" w:hAnsi="Calibri"/>
+                <w:b w:val="0"/>
+                <w:i w:val="0"/>
+                <w:sz w:val="20"/>
+              </w:rPr>
+              <w:t>Time de Melhoria Contínua</w:t>
+            </w:r>
+          </w:p>
+        </w:tc>
+        <w:tc>
+          <w:tcPr>
+            <w:tcW w:type="dxa" w:w="2225"/>
+            <w:tcMar>
+              <w:top w:w="60" w:type="dxa"/>
+              <w:bottom w:w="60" w:type="dxa"/>
+              <w:left w:w="100" w:type="dxa"/>
+              <w:right w:w="100" w:type="dxa"/>
+            </w:tcMar>
+          </w:tcPr>
+          <w:p>
+            <w:pPr>
+              <w:spacing w:before="40" w:after="40"/>
+            </w:pPr>
+            <w:r>
+              <w:rPr>
+                <w:rFonts w:ascii="Calibri" w:hAnsi="Calibri"/>
+                <w:b w:val="0"/>
+                <w:i w:val="0"/>
+                <w:sz w:val="20"/>
+              </w:rPr>
+              <w:t>Adição de itens GCO-1 a GCO-3 nas auditorias GQA-P02 e GQA-P03 (verificação de aderência à GCO — GCO 5)</w:t>
+            </w:r>
+          </w:p>
+        </w:tc>
+      </w:tr>
     </w:tbl>
     <w:p>
       <w:pPr>
@@ -5368,7 +6058,7 @@
         <w:color w:val="555555"/>
         <w:sz w:val="16"/>
       </w:rPr>
-      <w:t>vData  ·  05/06/2026</w:t>
+      <w:t>v1.1  ·  11/06/2026</w:t>
     </w:r>
     <w:r>
       <w:tab/>
@@ -5430,7 +6120,7 @@
         <w:color w:val="555555"/>
         <w:sz w:val="16"/>
       </w:rPr>
-      <w:t>vData  ·  05/06/2026</w:t>
+      <w:t>v1.1  ·  11/06/2026</w:t>
     </w:r>
     <w:r>
       <w:tab/>
@@ -5501,7 +6191,7 @@
         <w:color w:val="555555"/>
         <w:sz w:val="18"/>
       </w:rPr>
-      <w:t xml:space="preserve">   ·   Conforme</w:t>
+      <w:t xml:space="preserve">   ·   GQA-PROFARMA01-001</w:t>
     </w:r>
     <w:r>
       <w:tab/>
@@ -5512,7 +6202,7 @@
         <w:color w:val="555555"/>
         <w:sz w:val="18"/>
       </w:rPr>
-      <w:t>Evidência de Projeto</w:t>
+      <w:t>Gerência de Processos</w:t>
     </w:r>
   </w:p>
 </w:hdr>

--- a/mps-nivel-c/oficial/04_registros/PROFARMA_Cadastro-de-Clientes/GQA-PROFARMA01-001_Registro-de-GQA.docx
+++ b/mps-nivel-c/oficial/04_registros/PROFARMA_Cadastro-de-Clientes/GQA-PROFARMA01-001_Registro-de-GQA.docx
@@ -685,7 +685,7 @@
                 <w:i w:val="0"/>
                 <w:sz w:val="20"/>
               </w:rPr>
-              <w:t>COO (Operações Timeware)</w:t>
+              <w:t>Jonathan Barbosa</w:t>
             </w:r>
           </w:p>
         </w:tc>
@@ -797,7 +797,7 @@
                 <w:i w:val="0"/>
                 <w:sz w:val="20"/>
               </w:rPr>
-              <w:t>Tiago Nascimento</w:t>
+              <w:t>Cézar Hiraki Velázquez</w:t>
             </w:r>
           </w:p>
         </w:tc>
@@ -1071,7 +1071,7 @@
                 <w:i w:val="0"/>
                 <w:sz w:val="20"/>
               </w:rPr>
-              <w:t>COO (Operações)</w:t>
+              <w:t>Jonathan Barbosa</w:t>
             </w:r>
           </w:p>
         </w:tc>
@@ -2607,7 +2607,7 @@
                 <w:i w:val="0"/>
                 <w:sz w:val="20"/>
               </w:rPr>
-              <w:t>COO (Operações)</w:t>
+              <w:t>Jonathan Barbosa</w:t>
             </w:r>
           </w:p>
         </w:tc>
@@ -3828,7 +3828,7 @@
                 <w:i w:val="0"/>
                 <w:sz w:val="20"/>
               </w:rPr>
-              <w:t>COO (Operações)</w:t>
+              <w:t>Jonathan Barbosa</w:t>
             </w:r>
           </w:p>
         </w:tc>

--- a/mps-nivel-c/oficial/04_registros/PROFARMA_Cadastro-de-Clientes/GQA-PROFARMA01-001_Registro-de-GQA.docx
+++ b/mps-nivel-c/oficial/04_registros/PROFARMA_Cadastro-de-Clientes/GQA-PROFARMA01-001_Registro-de-GQA.docx
@@ -5882,7 +5882,7 @@
                 <w:i w:val="0"/>
                 <w:sz w:val="20"/>
               </w:rPr>
-              <w:t>Time de Melhoria Contínua</w:t>
+              <w:t>Jonathan Barbosa</w:t>
             </w:r>
           </w:p>
         </w:tc>
@@ -5988,7 +5988,7 @@
                 <w:i w:val="0"/>
                 <w:sz w:val="20"/>
               </w:rPr>
-              <w:t>Time de Melhoria Contínua</w:t>
+              <w:t>Jonathan Barbosa</w:t>
             </w:r>
           </w:p>
         </w:tc>
